--- a/policies/build/chapters_v2/AAC/document/AAC6/SOP_Critical_Lab_Result_Communication.docx
+++ b/policies/build/chapters_v2/AAC/document/AAC6/SOP_Critical_Lab_Result_Communication.docx
@@ -355,7 +355,7 @@
         <w:rPr>
           <w:i/>
         </w:rPr>
-        <w:t>Skipping or rushing this step is exactly the kind of gap an assessor — or a real patient safety incident — would eventually surface.</w:t>
+        <w:t>A critical result that waits for the routine report run instead of an immediate call can reach the treating team hours after the patient needed it.</w:t>
       </w:r>
     </w:p>
     <w:p>
@@ -454,7 +454,7 @@
             <w:color w:val="0563C1"/>
             <w:u w:val="single"/>
           </w:rPr>
-          <w:t>NABH — Hospitals Accreditation Programme (HCO), 6th Edition standards</w:t>
+          <w:t>National Accreditation Board for Hospitals and Healthcare Providers. (2025). NABH accreditation standards for hospitals (6th ed.). ISBN 978-81-965264-9-8.</w:t>
         </w:r>
       </w:hyperlink>
     </w:p>
